--- a/03_Outputs/final scripts/pt/Module 1/1.4.0-pt.docx
+++ b/03_Outputs/final scripts/pt/Module 1/1.4.0-pt.docx
@@ -24,12 +24,12 @@
     </w:p>
     <w:p>
       <w:r>
-        <w:t xml:space="preserve">A abordagem de toda a sociedade reúne todos à mesa—governos, comunidades e setor privado. Trabalhando juntos, as políticas tornam-se mais inclusivas, as parcerias mais fortes e os resultados mais duradouros.  </w:t>
+        <w:t xml:space="preserve">A abordagem de toda a sociedade envolve todos na mesa, incluindo governos, comunidades e setor privado. Trabalhando juntos, as políticas tornam-se mais inclusivas, as parcerias mais fortes e os resultados mais duradouros.  </w:t>
       </w:r>
     </w:p>
     <w:p>
       <w:r>
-        <w:t xml:space="preserve">Uma abordagem baseada nos direitos humanos redefine a energia como mais do que acesso—é um direito fundamental. Isso garante que dignidade, equidade e inclusão social permaneçam no centro de cada iniciativa.  </w:t>
+        <w:t xml:space="preserve">Uma abordagem baseada nos direitos humanos redefine a energia como mais do que acesso; ela é um direito fundamental. Isso garante que dignidade, equidade e inclusão social permaneçam no centro de cada iniciativa.  </w:t>
       </w:r>
     </w:p>
     <w:p>
@@ -44,12 +44,7 @@
     </w:p>
     <w:p>
       <w:r>
-        <w:t xml:space="preserve">Juntas, essas abordagens transformam projetos. Elas nos orientam a equilibrar acessibilidade com suficiência, a gerenciar o uso da terra entre alimentos e renováveis, e a reduzir pegadas ambientais onde as comunidades são mais vulneráveis.  </w:t>
-      </w:r>
-    </w:p>
-    <w:p>
-      <w:r>
-        <w:t xml:space="preserve">Ao aplicar essas estratégias, podemos acelerar a transição energética global—e garantir que ela ofereça não apenas energia limpa, mas também justiça, equidade e oportunidades.  </w:t>
+        <w:t xml:space="preserve">Ao aplicar essas estratégias, podemos acelerar a transição energética global e garantir que ela ofereça não apenas energia limpa, mas também justiça, equidade e oportunidades.  </w:t>
       </w:r>
     </w:p>
     <w:p>
